--- a/docs/homeworks/hw_10_ancova/10_03_homework_ancova.docx
+++ b/docs/homeworks/hw_10_ancova/10_03_homework_ancova.docx
@@ -1094,7 +1094,7 @@
         <w:rPr>
           <w:rStyle w:val="VerbatimChar"/>
         </w:rPr>
-        <w:t xml:space="preserve">&lt;bytecode: 0xa0a17a040&gt;</w:t>
+        <w:t xml:space="preserve">&lt;bytecode: 0xb1017dee0&gt;</w:t>
       </w:r>
       <w:r>
         <w:br/>

--- a/docs/homeworks/hw_10_ancova/10_03_homework_ancova.docx
+++ b/docs/homeworks/hw_10_ancova/10_03_homework_ancova.docx
@@ -1094,7 +1094,7 @@
         <w:rPr>
           <w:rStyle w:val="VerbatimChar"/>
         </w:rPr>
-        <w:t xml:space="preserve">&lt;bytecode: 0xb1017dee0&gt;</w:t>
+        <w:t xml:space="preserve">&lt;bytecode: 0xa0d51e040&gt;</w:t>
       </w:r>
       <w:r>
         <w:br/>

--- a/docs/homeworks/hw_10_ancova/10_03_homework_ancova.docx
+++ b/docs/homeworks/hw_10_ancova/10_03_homework_ancova.docx
@@ -1094,7 +1094,7 @@
         <w:rPr>
           <w:rStyle w:val="VerbatimChar"/>
         </w:rPr>
-        <w:t xml:space="preserve">&lt;bytecode: 0xc01a6a040&gt;</w:t>
+        <w:t xml:space="preserve">&lt;bytecode: 0xb8f537ce8&gt;</w:t>
       </w:r>
       <w:r>
         <w:br/>

--- a/docs/homeworks/hw_10_ancova/10_03_homework_ancova.docx
+++ b/docs/homeworks/hw_10_ancova/10_03_homework_ancova.docx
@@ -1094,7 +1094,7 @@
         <w:rPr>
           <w:rStyle w:val="VerbatimChar"/>
         </w:rPr>
-        <w:t xml:space="preserve">&lt;bytecode: 0xbc23de970&gt;</w:t>
+        <w:t xml:space="preserve">&lt;bytecode: 0x9e7854e08&gt;</w:t>
       </w:r>
       <w:r>
         <w:br/>
